--- a/WK4_Discussion.docx
+++ b/WK4_Discussion.docx
@@ -64,6 +64,27 @@
             <w:br/>
             <w:t>Walden University</w:t>
           </w:r>
+        </w:p>
+        <w:p>
+          <w:pPr>
+            <w:pStyle w:val="NoSpacing"/>
+            <w:spacing w:after="240" w:line="480" w:lineRule="auto"/>
+            <w:jc w:val="center"/>
+            <w:rPr>
+              <w:rFonts w:ascii="Times New Roman" w:hAnsi="Times New Roman" w:cs="Times New Roman"/>
+              <w:sz w:val="48"/>
+              <w:szCs w:val="48"/>
+            </w:rPr>
+          </w:pPr>
+          <w:r>
+            <w:rPr>
+              <w:rFonts w:ascii="Times New Roman" w:hAnsi="Times New Roman" w:cs="Times New Roman"/>
+              <w:color w:val="000000" w:themeColor="text1"/>
+              <w:sz w:val="48"/>
+              <w:szCs w:val="48"/>
+            </w:rPr>
+            <w:t>NURS-6451</w:t>
+          </w:r>
           <w:r>
             <w:rPr>
               <w:rFonts w:ascii="Times New Roman" w:hAnsi="Times New Roman" w:cs="Times New Roman"/>
@@ -167,7 +188,6 @@
           <w:sz w:val="28"/>
           <w:szCs w:val="28"/>
         </w:rPr>
-        <w:lastRenderedPageBreak/>
         <w:t>Discussion</w:t>
       </w:r>
       <w:r>
@@ -179,6 +199,29 @@
           <w:szCs w:val="28"/>
         </w:rPr>
         <w:t xml:space="preserve">: Week 4 </w:t>
+      </w:r>
+    </w:p>
+    <w:p>
+      <w:pPr>
+        <w:spacing w:before="180" w:after="180" w:line="480" w:lineRule="auto"/>
+        <w:jc w:val="both"/>
+        <w:rPr>
+          <w:rFonts w:ascii="Times New Roman" w:eastAsia="Times New Roman" w:hAnsi="Times New Roman" w:cs="Times New Roman"/>
+          <w:b/>
+          <w:bCs/>
+          <w:sz w:val="28"/>
+          <w:szCs w:val="28"/>
+        </w:rPr>
+      </w:pPr>
+      <w:r>
+        <w:rPr>
+          <w:rFonts w:ascii="Times New Roman" w:eastAsia="Times New Roman" w:hAnsi="Times New Roman" w:cs="Times New Roman"/>
+          <w:b/>
+          <w:bCs/>
+          <w:sz w:val="28"/>
+          <w:szCs w:val="28"/>
+        </w:rPr>
+        <w:t>Topic: Common Topics in HIT Evaluation</w:t>
       </w:r>
     </w:p>
     <w:p>
@@ -272,6 +315,7 @@
           <w:b w:val="0"/>
           <w:bCs w:val="0"/>
         </w:rPr>
+        <w:lastRenderedPageBreak/>
         <w:t> </w:t>
       </w:r>
     </w:p>
@@ -306,11 +350,7 @@
       </w:r>
       <w:proofErr w:type="gramEnd"/>
       <w:r>
-        <w:t xml:space="preserve"> support care-related </w:t>
-      </w:r>
-      <w:r>
-        <w:lastRenderedPageBreak/>
-        <w:t>activities directly and indirectly through various interfaces, including evidence-based decision support and quality management. They also play an important role in making data-driven decisions in healthcare organizations.</w:t>
+        <w:t xml:space="preserve"> support care-related activities directly and indirectly through various interfaces, including evidence-based decision support and quality management. They also play an important role in making data-driven decisions in healthcare organizations.</w:t>
       </w:r>
     </w:p>
     <w:p>
@@ -494,11 +534,8 @@
         <w:jc w:val="both"/>
       </w:pPr>
       <w:r>
-        <w:t xml:space="preserve">Interoperability is the ability of a network to communicate with other systems to share and use data. With minimal human interaction, Interoperable applications and systems automatically exchange data in such a way that the data is accessible, accurate, and secure. According to oracle.com, Interoperability is possible When the stakeholders, healthcare organization, and the </w:t>
-      </w:r>
-      <w:r>
         <w:lastRenderedPageBreak/>
-        <w:t>government agree on the standards, technologies, and terminology needed for the exchange of data between diverse systems. In healthcare, Interoperability is the capacity for disparate health data systems to share data, regardless of geographic location, and allow that data to be used by providers, researchers, and public health managers to improve patient experiences and community health.</w:t>
+        <w:t>Interoperability is the ability of a network to communicate with other systems to share and use data. With minimal human interaction, Interoperable applications and systems automatically exchange data in such a way that the data is accessible, accurate, and secure. According to oracle.com, Interoperability is possible When the stakeholders, healthcare organization, and the government agree on the standards, technologies, and terminology needed for the exchange of data between diverse systems. In healthcare, Interoperability is the capacity for disparate health data systems to share data, regardless of geographic location, and allow that data to be used by providers, researchers, and public health managers to improve patient experiences and community health.</w:t>
       </w:r>
     </w:p>
     <w:p>
@@ -586,6 +623,7 @@
           <w:b w:val="0"/>
           <w:bCs w:val="0"/>
         </w:rPr>
+        <w:lastRenderedPageBreak/>
         <w:t>Viewpoint:</w:t>
       </w:r>
       <w:r>
@@ -604,7 +642,6 @@
           <w:b w:val="0"/>
           <w:bCs w:val="0"/>
         </w:rPr>
-        <w:lastRenderedPageBreak/>
         <w:t>Goal:</w:t>
       </w:r>
       <w:r>
@@ -804,6 +841,7 @@
         <w:jc w:val="both"/>
       </w:pPr>
       <w:r>
+        <w:lastRenderedPageBreak/>
         <w:t xml:space="preserve">Lyles, C. R., Eugene, N. C., Frampton, S., Dykes, P. C., </w:t>
       </w:r>
       <w:proofErr w:type="spellStart"/>
@@ -1044,6 +1082,7 @@
         <w:jc w:val="both"/>
       </w:pPr>
       <w:r>
+        <w:lastRenderedPageBreak/>
         <w:t>Additional goals and Viewpoint for CDSS can be</w:t>
       </w:r>
     </w:p>
@@ -1064,7 +1103,6 @@
         <w:jc w:val="both"/>
       </w:pPr>
       <w:r>
-        <w:lastRenderedPageBreak/>
         <w:t>Viewpoint: The financial analyst or healthcare administrator’s perspective ensures that financial decisions align with quality improvement and cost efficiency. They can Focus on budgeting, cost control, and resource allocation.</w:t>
       </w:r>
     </w:p>
@@ -1205,17 +1243,20 @@
         <w:jc w:val="both"/>
       </w:pPr>
       <w:r>
-        <w:t>On the other hand, complete and accurate documentation will reduce our liability risk and have the most vigorous legal defense in the event of a malpractice lawsuit or licensing board disciplinary action. We might come across multiple urgent demands during our shift and charting may seem like a distraction from the work of patient care, but nursing documentation provides important needed information to other healthcare colleagues on the patient’s care team and fulfills the nursing professional requirement to maintain a complete care record. (Hankey, 2023)</w:t>
-      </w:r>
-    </w:p>
-    <w:p>
-      <w:pPr>
-        <w:pStyle w:val="NormalWeb"/>
-        <w:spacing w:before="180" w:beforeAutospacing="0" w:after="180" w:afterAutospacing="0" w:line="480" w:lineRule="auto"/>
-        <w:jc w:val="both"/>
-      </w:pPr>
+        <w:t xml:space="preserve">On the other hand, complete and accurate documentation will reduce our liability risk and have the most vigorous legal defense in the event of a malpractice lawsuit or licensing board disciplinary </w:t>
+      </w:r>
       <w:r>
         <w:lastRenderedPageBreak/>
+        <w:t>action. We might come across multiple urgent demands during our shift and charting may seem like a distraction from the work of patient care, but nursing documentation provides important needed information to other healthcare colleagues on the patient’s care team and fulfills the nursing professional requirement to maintain a complete care record. (Hankey, 2023)</w:t>
+      </w:r>
+    </w:p>
+    <w:p>
+      <w:pPr>
+        <w:pStyle w:val="NormalWeb"/>
+        <w:spacing w:before="180" w:beforeAutospacing="0" w:after="180" w:afterAutospacing="0" w:line="480" w:lineRule="auto"/>
+        <w:jc w:val="both"/>
+      </w:pPr>
+      <w:r>
         <w:t>Evaluation can be to analyze if nursing </w:t>
       </w:r>
       <w:r>
